--- a/output/준공검사조서_CP-2026-0001.docx
+++ b/output/준공검사조서_CP-2026-0001.docx
@@ -1767,7 +1767,7 @@
           <w:sz w:val="21"/>
           <w:szCs w:val="21"/>
         </w:rPr>
-        <w:t xml:space="preserve">2026.09.04</w:t>
+        <w:t xml:space="preserve">2026.09.06</w:t>
       </w:r>
     </w:p>
     <w:tbl>

--- a/output/준공검사조서_CP-2026-0001.docx
+++ b/output/준공검사조서_CP-2026-0001.docx
@@ -1767,7 +1767,7 @@
           <w:sz w:val="21"/>
           <w:szCs w:val="21"/>
         </w:rPr>
-        <w:t xml:space="preserve">2026.09.06</w:t>
+        <w:t xml:space="preserve">2026.09.07</w:t>
       </w:r>
     </w:p>
     <w:tbl>

--- a/output/준공검사조서_CP-2026-0001.docx
+++ b/output/준공검사조서_CP-2026-0001.docx
@@ -335,7 +335,7 @@
                 <w:sz w:val="18"/>
                 <w:szCs w:val="18"/>
               </w:rPr>
-              <w:t xml:space="preserve"/>
+              <w:t xml:space="preserve">(계약 확정 후 기재)</w:t>
             </w:r>
           </w:p>
         </w:tc>
@@ -396,7 +396,7 @@
                 <w:sz w:val="18"/>
                 <w:szCs w:val="18"/>
               </w:rPr>
-              <w:t xml:space="preserve"/>
+              <w:t xml:space="preserve">1,137,279,600원 (집행액 기준)</w:t>
             </w:r>
           </w:p>
         </w:tc>
@@ -457,7 +457,7 @@
                 <w:sz w:val="18"/>
                 <w:szCs w:val="18"/>
               </w:rPr>
-              <w:t xml:space="preserve">        .     .     .</w:t>
+              <w:t xml:space="preserve">(계약 확정 후 기재)</w:t>
             </w:r>
           </w:p>
         </w:tc>
@@ -518,7 +518,7 @@
                 <w:sz w:val="18"/>
                 <w:szCs w:val="18"/>
               </w:rPr>
-              <w:t xml:space="preserve">        .     .     .</w:t>
+              <w:t xml:space="preserve">2026-12-20</w:t>
             </w:r>
           </w:p>
         </w:tc>
